--- a/printables/garden-answers/U5-garden-answers.docx
+++ b/printables/garden-answers/U5-garden-answers.docx
@@ -71,7 +71,21 @@
           <w:color w:val="E85D04"/>
           <w:sz w:val="24"/>
         </w:rPr>
-        <w:t>二、意思</w:t>
+        <w:t>二、根据意思写原句（答案）</w:t>
+      </w:r>
+    </w:p>
+    <w:p>
+      <w:pPr>
+        <w:spacing w:before="0" w:after="40" w:line="288" w:lineRule="auto"/>
+      </w:pPr>
+      <w:r>
+        <w:rPr>
+          <w:rFonts w:ascii="宋体" w:hAnsi="宋体" w:eastAsia="宋体"/>
+          <w:b w:val="0"/>
+          <w:color w:val="C2410C"/>
+          <w:sz w:val="22"/>
+        </w:rPr>
+        <w:t>意思：第五单元是习作单元，教材没有「日积月累」古诗文；请把功夫放在把一件事写清楚（起因—经过—结果），学习例文《我家的杏熟了》《小木船》。</w:t>
       </w:r>
     </w:p>
     <w:p>
@@ -83,9 +97,9 @@
           <w:rFonts w:ascii="宋体" w:hAnsi="宋体" w:eastAsia="宋体"/>
           <w:b w:val="0"/>
           <w:color w:val="1C1917"/>
-          <w:sz w:val="24"/>
+          <w:sz w:val="26"/>
         </w:rPr>
-        <w:t>本单元重点：写清楚事情的经过　→　第五单元是习作单元，教材没有「日积月累」古诗文；请把功夫放在把一件事写清楚（起因—经过—结果），学习例文《我家的杏熟了》《小木船》。</w:t>
+        <w:t>原句：本单元重点：写清楚事情的经过　——习作要点</w:t>
       </w:r>
     </w:p>
     <w:p>

--- a/printables/garden-answers/U5-garden-answers.docx
+++ b/printables/garden-answers/U5-garden-answers.docx
@@ -14,7 +14,7 @@
           <w:color w:val="F4A261"/>
           <w:sz w:val="20"/>
         </w:rPr>
-        <w:t>语文书桌 · 园地参考答案（做完再看）</w:t>
+        <w:t>语文书桌 · 园地过关测参考答案（做完再看）</w:t>
       </w:r>
     </w:p>
     <w:p>
@@ -43,7 +43,7 @@
           <w:color w:val="E85D04"/>
           <w:sz w:val="24"/>
         </w:rPr>
-        <w:t>一、默写（全文）</w:t>
+        <w:t>一、补全名句 / 全文</w:t>
       </w:r>
     </w:p>
     <w:p>
@@ -71,7 +71,35 @@
           <w:color w:val="E85D04"/>
           <w:sz w:val="24"/>
         </w:rPr>
-        <w:t>二、根据意思写原句（答案）</w:t>
+        <w:t>二、关键词填空</w:t>
+      </w:r>
+    </w:p>
+    <w:p>
+      <w:pPr>
+        <w:spacing w:before="0" w:after="120" w:line="288" w:lineRule="auto"/>
+      </w:pPr>
+      <w:r>
+        <w:rPr>
+          <w:rFonts w:ascii="宋体" w:hAnsi="宋体" w:eastAsia="宋体"/>
+          <w:b w:val="0"/>
+          <w:color w:val="1C1917"/>
+          <w:sz w:val="24"/>
+        </w:rPr>
+        <w:t>见「一、全文」原句。</w:t>
+      </w:r>
+    </w:p>
+    <w:p>
+      <w:pPr>
+        <w:spacing w:before="160" w:after="160" w:line="288" w:lineRule="auto"/>
+      </w:pPr>
+      <w:r>
+        <w:rPr>
+          <w:rFonts w:ascii="宋体" w:hAnsi="宋体" w:eastAsia="宋体"/>
+          <w:b/>
+          <w:color w:val="E85D04"/>
+          <w:sz w:val="24"/>
+        </w:rPr>
+        <w:t>三、根据意思写原句</w:t>
       </w:r>
     </w:p>
     <w:p>
@@ -113,7 +141,7 @@
           <w:color w:val="E85D04"/>
           <w:sz w:val="24"/>
         </w:rPr>
-        <w:t>三、背景</w:t>
+        <w:t>背景</w:t>
       </w:r>
     </w:p>
     <w:p>

--- a/printables/garden-answers/U5-garden-answers.docx
+++ b/printables/garden-answers/U5-garden-answers.docx
@@ -14,7 +14,7 @@
           <w:color w:val="F4A261"/>
           <w:sz w:val="20"/>
         </w:rPr>
-        <w:t>语文书桌 · 园地过关测参考答案（做完再看）</w:t>
+        <w:t>语文书桌 · 园地练习答案（约10–15分钟卷 · 做完再看）</w:t>
       </w:r>
     </w:p>
     <w:p>

--- a/printables/garden-answers/U5-garden-answers.docx
+++ b/printables/garden-answers/U5-garden-answers.docx
@@ -85,7 +85,7 @@
           <w:color w:val="1C1917"/>
           <w:sz w:val="24"/>
         </w:rPr>
-        <w:t>见「一、全文」原句。</w:t>
+        <w:t>见「一」后半句。</w:t>
       </w:r>
     </w:p>
     <w:p>
